--- a/01_The_Blue_Silence/Manuscript/THE_BLUE_SILENCE_Chapter_02_The_Boy_From_Merbau.docx
+++ b/01_The_Blue_Silence/Manuscript/THE_BLUE_SILENCE_Chapter_02_The_Boy_From_Merbau.docx
@@ -2353,7 +2353,7 @@
         <w:jc w:val="left"/>
       </w:pPr>
       <w:r>
-        <w:t>He did not know then that he would remember the sentence thirty years later without needing the notebook.</w:t>
+        <w:t>He did not know then that he would remember the sentence thirty-five years later without needing the notebook.</w:t>
       </w:r>
     </w:p>
     <w:p>

--- a/01_The_Blue_Silence/Manuscript/THE_BLUE_SILENCE_Chapter_02_The_Boy_From_Merbau.docx
+++ b/01_The_Blue_Silence/Manuscript/THE_BLUE_SILENCE_Chapter_02_The_Boy_From_Merbau.docx
@@ -45,7 +45,7 @@
         <w:jc w:val="left"/>
       </w:pPr>
       <w:r>
-        <w:t>By six-fifteen, Aziz had already checked his son's ticket four times.</w:t>
+        <w:t>By six-fifteen, Aziz had already checked his son’s ticket four times.</w:t>
       </w:r>
     </w:p>
     <w:p>
@@ -269,7 +269,7 @@
         <w:jc w:val="left"/>
       </w:pPr>
       <w:r>
-        <w:t>“You're laughing.”</w:t>
+        <w:t>“You’re laughing.”</w:t>
       </w:r>
     </w:p>
     <w:p>
@@ -493,7 +493,7 @@
         <w:jc w:val="left"/>
       </w:pPr>
       <w:r>
-        <w:t>“The bus isn't leaving yet.”</w:t>
+        <w:t>“The bus isn’t leaving yet.”</w:t>
       </w:r>
     </w:p>
     <w:p>
@@ -669,15 +669,15 @@
         <w:jc w:val="left"/>
       </w:pPr>
       <w:r>
-        <w:t>Don't borrow money.</w:t>
-      </w:r>
-    </w:p>
-    <w:p>
-      <w:pPr>
-        <w:jc w:val="left"/>
-      </w:pPr>
-      <w:r>
-        <w:t>Don't sign anything you don't understand.</w:t>
+        <w:t>Don’t borrow money.</w:t>
+      </w:r>
+    </w:p>
+    <w:p>
+      <w:pPr>
+        <w:jc w:val="left"/>
+      </w:pPr>
+      <w:r>
+        <w:t>Don’t sign anything you don’t understand.</w:t>
       </w:r>
     </w:p>
     <w:p>
@@ -741,7 +741,7 @@
         <w:jc w:val="left"/>
       </w:pPr>
       <w:r>
-        <w:t>Instead Aziz reached up and adjusted his son's collar.</w:t>
+        <w:t>Instead Aziz reached up and adjusted his son’s collar.</w:t>
       </w:r>
     </w:p>
     <w:p>
@@ -765,15 +765,15 @@
         <w:jc w:val="left"/>
       </w:pPr>
       <w:r>
-        <w:t>“It's crooked.”</w:t>
-      </w:r>
-    </w:p>
-    <w:p>
-      <w:pPr>
-        <w:jc w:val="left"/>
-      </w:pPr>
-      <w:r>
-        <w:t>“It isn't.”</w:t>
+        <w:t>“It’s crooked.”</w:t>
+      </w:r>
+    </w:p>
+    <w:p>
+      <w:pPr>
+        <w:jc w:val="left"/>
+      </w:pPr>
+      <w:r>
+        <w:t>“It isn’t.”</w:t>
       </w:r>
     </w:p>
     <w:p>
@@ -901,7 +901,7 @@
         <w:jc w:val="left"/>
       </w:pPr>
       <w:r>
-        <w:t>“If you cannot change the world, don't become another source of its damage.”</w:t>
+        <w:t>“If you cannot change the world, don’t become another source of its damage.”</w:t>
       </w:r>
     </w:p>
     <w:p>
@@ -941,7 +941,7 @@
         <w:jc w:val="left"/>
       </w:pPr>
       <w:r>
-        <w:t>“You've been talking for two weeks.”</w:t>
+        <w:t>“You’ve been talking for two weeks.”</w:t>
       </w:r>
     </w:p>
     <w:p>
@@ -1013,7 +1013,7 @@
         <w:jc w:val="left"/>
       </w:pPr>
       <w:r>
-        <w:t>His father's grip was strong.</w:t>
+        <w:t>His father’s grip was strong.</w:t>
       </w:r>
     </w:p>
     <w:p>
@@ -1037,7 +1037,7 @@
         <w:jc w:val="left"/>
       </w:pPr>
       <w:r>
-        <w:t>“And don't come home talking like people from the city.”</w:t>
+        <w:t>“And don’t come home talking like people from the city.”</w:t>
       </w:r>
     </w:p>
     <w:p>
@@ -1189,7 +1189,7 @@
         <w:jc w:val="left"/>
       </w:pPr>
       <w:r>
-        <w:t>He repeated his father's sentence silently.</w:t>
+        <w:t>He repeated his father’s sentence silently.</w:t>
       </w:r>
     </w:p>
     <w:p>
@@ -2605,7 +2605,7 @@
         <w:jc w:val="left"/>
       </w:pPr>
       <w:r>
-        <w:t>“What was the hardware-shop owner's shirt?”</w:t>
+        <w:t>“What was the hardware-shop owner’s shirt?”</w:t>
       </w:r>
     </w:p>
     <w:p>
@@ -2741,7 +2741,7 @@
         <w:jc w:val="left"/>
       </w:pPr>
       <w:r>
-        <w:t>Harun's expression changed slightly.</w:t>
+        <w:t>Harun’s expression changed slightly.</w:t>
       </w:r>
     </w:p>
     <w:p>
@@ -2861,7 +2861,7 @@
         <w:jc w:val="left"/>
       </w:pPr>
       <w:r>
-        <w:t>He made a small mark beside Rahman's name on the sheet he was carrying.</w:t>
+        <w:t>He made a small mark beside Rahman’s name on the sheet he was carrying.</w:t>
       </w:r>
     </w:p>
     <w:p>
@@ -2945,7 +2945,7 @@
         <w:jc w:val="left"/>
       </w:pPr>
       <w:r>
-        <w:t>“He wrote beside everybody's name.”</w:t>
+        <w:t>“He wrote beside everybody’s name.”</w:t>
       </w:r>
     </w:p>
     <w:p>
@@ -2961,7 +2961,7 @@
         <w:jc w:val="left"/>
       </w:pPr>
       <w:r>
-        <w:t>“Maybe he doesn't like you.”</w:t>
+        <w:t>“Maybe he doesn’t like you.”</w:t>
       </w:r>
     </w:p>
     <w:p>
@@ -3065,7 +3065,7 @@
         <w:jc w:val="left"/>
       </w:pPr>
       <w:r>
-        <w:t>He wanted to tell his father about Harun's question.</w:t>
+        <w:t>He wanted to tell his father about Harun’s question.</w:t>
       </w:r>
     </w:p>
     <w:p>
@@ -3541,7 +3541,7 @@
         <w:jc w:val="left"/>
       </w:pPr>
       <w:r>
-        <w:t>“It doesn't say exactly.”</w:t>
+        <w:t>“It doesn’t say exactly.”</w:t>
       </w:r>
     </w:p>
     <w:p>
@@ -3573,7 +3573,7 @@
         <w:jc w:val="left"/>
       </w:pPr>
       <w:r>
-        <w:t>“That's investigation.”</w:t>
+        <w:t>“That’s investigation.”</w:t>
       </w:r>
     </w:p>
     <w:p>
@@ -3725,7 +3725,7 @@
         <w:jc w:val="left"/>
       </w:pPr>
       <w:r>
-        <w:t>“That doesn't answer the question.”</w:t>
+        <w:t>“That doesn’t answer the question.”</w:t>
       </w:r>
     </w:p>
     <w:p>
@@ -3805,7 +3805,7 @@
         <w:jc w:val="left"/>
       </w:pPr>
       <w:r>
-        <w:t>Harun's face gave nothing away.</w:t>
+        <w:t>Harun’s face gave nothing away.</w:t>
       </w:r>
     </w:p>
     <w:p>
@@ -3917,7 +3917,7 @@
         <w:jc w:val="left"/>
       </w:pPr>
       <w:r>
-        <w:t>“Don't lose that.”</w:t>
+        <w:t>“Don’t lose that.”</w:t>
       </w:r>
     </w:p>
     <w:p>
@@ -4129,7 +4129,7 @@
         <w:jc w:val="left"/>
       </w:pPr>
       <w:r>
-        <w:t>For what, he wasn't sure.</w:t>
+        <w:t>For what, he wasn’t sure.</w:t>
       </w:r>
     </w:p>
     <w:p>
@@ -4145,7 +4145,7 @@
         <w:jc w:val="left"/>
       </w:pPr>
       <w:r>
-        <w:t>He had not saved Rahman's life.</w:t>
+        <w:t>He had not saved Rahman’s life.</w:t>
       </w:r>
     </w:p>
     <w:p>
